--- a/Fase1/Evidencias_individuales/Tsung-Hao_Liu_1.2_Diario_Reflexion_Fase1.docx
+++ b/Fase1/Evidencias_individuales/Tsung-Hao_Liu_1.2_Diario_Reflexion_Fase1.docx
@@ -1054,73 +1054,21 @@
             <w:shd w:val="clear" w:color="auto" w:fill="DEEAF6" w:themeFill="accent1" w:themeFillTint="33"/>
           </w:tcPr>
           <w:p>
-            <w:pPr>
-              <w:spacing w:after="60" w:line="252" w:lineRule="auto"/>
-            </w:pPr>
             <w:r>
               <w:rPr>
                 <w:rFonts w:ascii="Arial" w:hAnsi="Arial"/>
-                <w:b/>
-                <w:color w:val="1F3060"/>
+                <w:b w:val="0"/>
+                <w:i w:val="0"/>
+                <w:color w:val="17212B"/>
                 <w:sz w:val="20"/>
               </w:rPr>
               <w:t>¿El Proyecto APT se relaciona con tus proyecciones profesionales? ¿Cuál y qué ajustes requiere?</w:t>
-            </w:r>
-          </w:p>
-          <w:p>
-            <w:pPr>
-              <w:spacing w:after="40" w:line="252" w:lineRule="auto"/>
-            </w:pPr>
-            <w:r>
-              <w:rPr>
-                <w:rFonts w:ascii="Arial" w:hAnsi="Arial"/>
-                <w:b/>
-                <w:color w:val="2F75B5"/>
-                <w:sz w:val="19"/>
-              </w:rPr>
-              <w:t xml:space="preserve">Respuesta: </w:t>
-            </w:r>
-            <w:r>
-              <w:rPr>
-                <w:rFonts w:ascii="Arial" w:hAnsi="Arial"/>
-                <w:sz w:val="19"/>
-              </w:rPr>
-              <w:t>Sí. Aprueba Administración es el proyecto que más se relaciona con mi proyección, porque consiste en una aplicación web administrativa y permite aplicar desarrollo frontend, backend, APIs, roles de usuario y manejo de datos. También me permite practicar organización de equipos, planificación con Scrum, seguimiento mediante backlog y carta Gantt, y coordinación de responsabilidades. El proyecto requiere ajustar y controlar bien su alcance para que las ocho vistas prioritarias puedan desarrollarse con calidad. Además, será necesario completar la integración real con Firestore, reemplazar mecanismos demostrativos de autenticación, automatizar pruebas y preparar un despliegue reproducible.</w:t>
-            </w:r>
-          </w:p>
-          <w:p>
-            <w:pPr>
-              <w:spacing w:before="140" w:after="60" w:line="252" w:lineRule="auto"/>
-            </w:pPr>
-            <w:r>
-              <w:rPr>
-                <w:rFonts w:ascii="Arial" w:hAnsi="Arial"/>
-                <w:b/>
-                <w:color w:val="1F3060"/>
-                <w:sz w:val="20"/>
-              </w:rPr>
+              <w:br/>
+              <w:t>Respuesta: Sí. Aprueba Administración se relaciona con mi interés por el desarrollo web, especialmente porque mi responsabilidad principal se concentrará en el backend. El proyecto me permitirá trabajar con APIs, autenticación, autorización por roles, validación, lógica de negocio, persistencia y pruebas. También me permite practicar organización de equipos, planificación con Scrum, seguimiento mediante backlog y Carta Gantt, y coordinación de responsabilidades. El alcance debe mantenerse en los 27 endpoints administrativos del contrato. La base de datos, el repositorio vigente, los servicios externos y el despliegue se definirán cuando se reciban los insumos correspondientes; por eso no puedo afirmar todavía qué tecnologías usaré ni qué resultados técnicos ya existen.</w:t>
+              <w:br/>
               <w:t>¿Qué áreas, tipo de proyecto y contexto apoyan mejor tu desarrollo profesional?</w:t>
-            </w:r>
-          </w:p>
-          <w:p>
-            <w:pPr>
-              <w:spacing w:after="40" w:line="252" w:lineRule="auto"/>
-            </w:pPr>
-            <w:r>
-              <w:rPr>
-                <w:rFonts w:ascii="Arial" w:hAnsi="Arial"/>
-                <w:b/>
-                <w:color w:val="2F75B5"/>
-                <w:sz w:val="19"/>
-              </w:rPr>
-              <w:t xml:space="preserve">Respuesta: </w:t>
-            </w:r>
-            <w:r>
-              <w:rPr>
-                <w:rFonts w:ascii="Arial" w:hAnsi="Arial"/>
-                <w:sz w:val="19"/>
-              </w:rPr>
-              <w:t>El proyecto debe abordar desarrollo web full stack, gestión de datos, seguridad, calidad y gestión de proyectos informáticos. El contexto de una plataforma educativa es adecuado porque combina necesidades comerciales, operativas y de soporte, y obliga a considerar distintos perfiles de usuario. Trabajarlo como si fuera un encargo real de empresa me ayudará a producir evidencia profesional: requisitos, arquitectura, código, pruebas, documentación, seguimiento y una defensa técnica de las decisiones tomadas.</w:t>
+              <w:br/>
+              <w:t>Respuesta: Me favorecen los proyectos de backend para aplicaciones web, con APIs bien organizadas, bases de datos, seguridad, pruebas y gestión de proyectos informáticos. El contexto de una plataforma educativa es útil porque combina necesidades comerciales, operativas y de soporte, y exige considerar distintos roles. Trabajarlo como un encargo real me ayudará a producir evidencia profesional: requisitos, arquitectura, código, pruebas, documentación, monitoreo y una defensa técnica sustentada en resultados verificables.</w:t>
             </w:r>
           </w:p>
         </w:tc>
